--- a/docs/literature/Literature_review_Optimal_Experimental_Design_2020-2026.docx
+++ b/docs/literature/Literature_review_Optimal_Experimental_Design_2020-2026.docx
@@ -2103,7 +2103,7 @@
         </m:r>
       </m:oMath>
       <w:r>
-        <w:t xml:space="preserve"> inner samples; it is biased with order </w:t>
+        <w:t xml:space="preserve"> inner samples; its bias is of order </w:t>
       </w:r>
       <m:oMath>
         <m:r>
@@ -4972,7 +4972,7 @@
         <w:t xml:space="preserve">Inclusion criteria:</w:t>
       </w:r>
       <w:r>
-        <w:t xml:space="preserve"> (i) peer-reviewed publication 2020–2026; (ii) one author from the institution at the time of publication; (iii) a theorem or a complete mathematical formulation; (iv) no overlap with the 260 articles of the 13 previous documents, which excluded, e.g., DAD, Modern BED and EPIG from Oxford.</w:t>
+        <w:t xml:space="preserve"> (i) peer-reviewed publication 2020–2026; (ii) an author from the institution at the time of publication; (iii) a theorem or a complete mathematical formulation; (iv) no overlap with the 260 articles of the 13 previous documents, which excluded, e.g., DAD, Modern BED and EPIG from Oxford.</w:t>
       </w:r>
     </w:p>
     <w:p>
@@ -7784,7 +7784,7 @@
             <w:vAlign w:val="top"/>
           </w:tcPr>
           <w:p>
-            <w:hyperlink w:history="1" r:id="rIduebgh82x9kpqx4jmkevk3">
+            <w:hyperlink w:history="1" r:id="rIdl6prsqou27xwx355mwjfu">
               <w:r>
                 <w:rPr>
                   <w:color w:val="1D4ED8"/>
@@ -8857,7 +8857,7 @@
             <w:vAlign w:val="top"/>
           </w:tcPr>
           <w:p>
-            <w:hyperlink w:history="1" r:id="rId1ty9xeyy1vvc5vevuzu4v">
+            <w:hyperlink w:history="1" r:id="rIdi9nttcvmfjcl85llhnjfx">
               <w:r>
                 <w:rPr>
                   <w:color w:val="1D4ED8"/>
@@ -10087,7 +10087,7 @@
             <w:vAlign w:val="top"/>
           </w:tcPr>
           <w:p>
-            <w:hyperlink w:history="1" r:id="rIdt493iuypcnlqb7vmkttsn">
+            <w:hyperlink w:history="1" r:id="rIdwgeh8qkffjjon8adjkrml">
               <w:r>
                 <w:rPr>
                   <w:color w:val="1D4ED8"/>
@@ -11195,7 +11195,7 @@
             <w:vAlign w:val="top"/>
           </w:tcPr>
           <w:p>
-            <w:hyperlink w:history="1" r:id="rId4lwpg2inw1ivwnjwfptyh">
+            <w:hyperlink w:history="1" r:id="rIdgbxzl9rh9rkxejiqy-jbh">
               <w:r>
                 <w:rPr>
                   <w:color w:val="1D4ED8"/>
@@ -12161,7 +12161,7 @@
             <w:vAlign w:val="top"/>
           </w:tcPr>
           <w:p>
-            <w:hyperlink w:history="1" r:id="rIdjearfzjp6rrd2efwbhglh">
+            <w:hyperlink w:history="1" r:id="rIdmbmj_9ijutpc--zxeyjzv">
               <w:r>
                 <w:rPr>
                   <w:color w:val="1D4ED8"/>
@@ -13098,7 +13098,7 @@
             <w:vAlign w:val="top"/>
           </w:tcPr>
           <w:p>
-            <w:hyperlink w:history="1" r:id="rIdl9wuxfdxh7egwjzyyrcel">
+            <w:hyperlink w:history="1" r:id="rIdjcwgeifvdqhvdc6fiawdx">
               <w:r>
                 <w:rPr>
                   <w:color w:val="1D4ED8"/>
@@ -14161,7 +14161,7 @@
             <w:vAlign w:val="top"/>
           </w:tcPr>
           <w:p>
-            <w:hyperlink w:history="1" r:id="rIddtmqh_3z8tbpbm_bbbxjm">
+            <w:hyperlink w:history="1" r:id="rIdau8jb3ydoaly_vwwkrglt">
               <w:r>
                 <w:rPr>
                   <w:color w:val="1D4ED8"/>
@@ -15192,7 +15192,7 @@
             <w:vAlign w:val="top"/>
           </w:tcPr>
           <w:p>
-            <w:hyperlink w:history="1" r:id="rIdf8ixjzuep6z7wnrbipk1v">
+            <w:hyperlink w:history="1" r:id="rIdwrw_0en_ww66p2vctc8hd">
               <w:r>
                 <w:rPr>
                   <w:color w:val="1D4ED8"/>
@@ -16589,7 +16589,7 @@
             <w:vAlign w:val="top"/>
           </w:tcPr>
           <w:p>
-            <w:hyperlink w:history="1" r:id="rIdnzhpa6blnm6348jin86th">
+            <w:hyperlink w:history="1" r:id="rIdicppspfw225gzl0o_ve5g">
               <w:r>
                 <w:rPr>
                   <w:color w:val="1D4ED8"/>
@@ -17638,7 +17638,7 @@
             <w:vAlign w:val="top"/>
           </w:tcPr>
           <w:p>
-            <w:hyperlink w:history="1" r:id="rIdx-tdirzr1h0zhg4viztwn">
+            <w:hyperlink w:history="1" r:id="rIdxwkn30d52mmbzzoxawibj">
               <w:r>
                 <w:rPr>
                   <w:color w:val="1D4ED8"/>
@@ -18750,7 +18750,7 @@
             <w:vAlign w:val="top"/>
           </w:tcPr>
           <w:p>
-            <w:hyperlink w:history="1" r:id="rIdzjq6xxd-lnc5rqbzx09bx">
+            <w:hyperlink w:history="1" r:id="rIdwdvkkrwj8ern4azzozqff">
               <w:r>
                 <w:rPr>
                   <w:color w:val="1D4ED8"/>
@@ -19711,7 +19711,7 @@
             <w:vAlign w:val="top"/>
           </w:tcPr>
           <w:p>
-            <w:hyperlink w:history="1" r:id="rIdniv938k1ez7sn2td1pckb">
+            <w:hyperlink w:history="1" r:id="rIduo7nm82id0qt9wofozrww">
               <w:r>
                 <w:rPr>
                   <w:color w:val="1D4ED8"/>
@@ -20904,7 +20904,7 @@
             <w:vAlign w:val="top"/>
           </w:tcPr>
           <w:p>
-            <w:hyperlink w:history="1" r:id="rIdav6ukvnpytl9ujmza39bf">
+            <w:hyperlink w:history="1" r:id="rIdsdu147ujzzh0_hm3e-4vi">
               <w:r>
                 <w:rPr>
                   <w:color w:val="1D4ED8"/>
@@ -22156,7 +22156,7 @@
             <w:vAlign w:val="top"/>
           </w:tcPr>
           <w:p>
-            <w:hyperlink w:history="1" r:id="rIdy-btjgnk1txrwxq9glx6b">
+            <w:hyperlink w:history="1" r:id="rIdavcz2ppwsbeypfxkh9nb9">
               <w:r>
                 <w:rPr>
                   <w:color w:val="1D4ED8"/>
@@ -23429,7 +23429,7 @@
             <w:vAlign w:val="top"/>
           </w:tcPr>
           <w:p>
-            <w:hyperlink w:history="1" r:id="rId-3ij779qxfop5x1ehoxuo">
+            <w:hyperlink w:history="1" r:id="rIdc-wvdoq1iyz3vukvjgocb">
               <w:r>
                 <w:rPr>
                   <w:color w:val="1D4ED8"/>
@@ -24686,7 +24686,7 @@
             <w:vAlign w:val="top"/>
           </w:tcPr>
           <w:p>
-            <w:hyperlink w:history="1" r:id="rIdanjbfmj0cnmm1mfvbopkv">
+            <w:hyperlink w:history="1" r:id="rIdohycfc7gsey_nm-7xo04g">
               <w:r>
                 <w:rPr>
                   <w:color w:val="1D4ED8"/>
@@ -25776,7 +25776,7 @@
         <w:jc w:val="both"/>
       </w:pPr>
       <w:r>
-        <w:t xml:space="preserve">Berkeley contributes the design of measurement systems and of randomized experiments. Laura Waller and Jiantao Jiao design imaging systems by information [BK1]; Peng Ding gave the theory of rerandomization with the “no star” rule [BK2] and of cluster rerandomization [BK4]; and Jessica Dai and Paula Gradu gave adaptive Neyman allocation with regret [BK3].</w:t>
+        <w:t xml:space="preserve">Berkeley contributes the design of measurement systems and of randomized experiments. Laura Waller and Jiantao Jiao design imaging systems with an information criterion [BK1]; Peng Ding gave the theory of rerandomization with the “no star” rule [BK2] and of cluster rerandomization [BK4]; and Jessica Dai and Paula Gradu gave adaptive Neyman allocation with regret [BK3].</w:t>
       </w:r>
     </w:p>
     <w:p>
@@ -25957,7 +25957,7 @@
             <w:vAlign w:val="top"/>
           </w:tcPr>
           <w:p>
-            <w:hyperlink w:history="1" r:id="rIdhbkzd2zsk9cbmyx0ahrwg">
+            <w:hyperlink w:history="1" r:id="rIdjcgbyylsnrzqdxqrnmhqz">
               <w:r>
                 <w:rPr>
                   <w:color w:val="1D4ED8"/>
@@ -27010,7 +27010,7 @@
             <w:vAlign w:val="top"/>
           </w:tcPr>
           <w:p>
-            <w:hyperlink w:history="1" r:id="rIdtmc2lkk4wiwpepibvhaot">
+            <w:hyperlink w:history="1" r:id="rIdbjzezlaxrnjb3wkmxazoe">
               <w:r>
                 <w:rPr>
                   <w:color w:val="1D4ED8"/>
@@ -27201,7 +27201,7 @@
         <w:t xml:space="preserve">Summary. </w:t>
       </w:r>
       <w:r>
-        <w:t xml:space="preserve">Articles routinely report balance tables with the p-values of tests that compare covariate means between groups, and in practice experimenters rerandomize until no p-value is “starred” (significant). The article formalizes this practice as ReP, rerandomization based on the p-values of balance tests, and treats it as a design tool for improving covariate balance. A unified design-based, finite-population asymptotic analysis is given for different choices of balance tests. The article thus gives a theory for the acceptance rule that experimenters actually use when they design experiments.</w:t>
+        <w:t xml:space="preserve">Papers routinely report balance tables with the p-values of tests that compare covariate means between groups, and in practice experimenters rerandomize until no p-value is “starred” (significant). The article formalizes this practice as ReP, rerandomization based on the p-values of balance tests, and treats it as a design tool for improving covariate balance. A unified design-based, finite-population asymptotic analysis is given for different choices of balance tests. The article thus gives a theory for the acceptance rule that experimenters actually use when they design experiments.</w:t>
       </w:r>
     </w:p>
     <w:p>
@@ -28294,7 +28294,7 @@
             <w:vAlign w:val="top"/>
           </w:tcPr>
           <w:p>
-            <w:hyperlink w:history="1" r:id="rIdycvtfo-uo_vjfjzzh-ky-">
+            <w:hyperlink w:history="1" r:id="rIdhwvkb35kopfut1sj4geeh">
               <w:r>
                 <w:rPr>
                   <w:color w:val="1D4ED8"/>
@@ -29954,7 +29954,7 @@
             <w:vAlign w:val="top"/>
           </w:tcPr>
           <w:p>
-            <w:hyperlink w:history="1" r:id="rId4lt5b2fbsc8i81gtkhdo0">
+            <w:hyperlink w:history="1" r:id="rIdtogx_wlkq6vyx39r21hve">
               <w:r>
                 <w:rPr>
                   <w:color w:val="1D4ED8"/>
@@ -33121,7 +33121,7 @@
         <w:jc w:val="both"/>
       </w:pPr>
       <w:r>
-        <w:t xml:space="preserve">The Gittins index brings cost in on a principled basis [C2], while rerandomization with the “no star” rule [BK2] and cluster rerandomization [BK4] have a complete design-based theory that requires no model for the outcomes.</w:t>
+        <w:t xml:space="preserve">The Gittins index incorporates cost in a principled way [C2], while rerandomization with the “no star” rule [BK2] and cluster rerandomization [BK4] have a complete design-based theory that requires no model for the outcomes.</w:t>
       </w:r>
     </w:p>
     <w:p>
@@ -33384,7 +33384,7 @@
               </w:rPr>
               <w:t xml:space="preserve">, PMLR 108, 2959–2969. </w:t>
             </w:r>
-            <w:hyperlink w:history="1" r:id="rIdppuix0cyxtadbdmgu4psq">
+            <w:hyperlink w:history="1" r:id="rIdbtbqvlk5koks8rwzcqe80">
               <w:r>
                 <w:rPr>
                   <w:color w:val="1D4ED8"/>
@@ -33481,7 +33481,7 @@
               </w:rPr>
               <w:t xml:space="preserve">, PMLR 130, 3412–3420. </w:t>
             </w:r>
-            <w:hyperlink w:history="1" r:id="rId-4v8kvaea-dqkpl-ow1jf">
+            <w:hyperlink w:history="1" r:id="rIdzyx7fcw9ftk8zp_t9cw_b">
               <w:r>
                 <w:rPr>
                   <w:color w:val="1D4ED8"/>
@@ -33577,7 +33577,7 @@
               </w:rPr>
               <w:t xml:space="preserve">, 5, 1066–1075. </w:t>
             </w:r>
-            <w:hyperlink w:history="1" r:id="rIdy7mdwodyxbkbap2j-ug-p">
+            <w:hyperlink w:history="1" r:id="rId4ai8k2ngiz4wpeadaq_aw">
               <w:r>
                 <w:rPr>
                   <w:color w:val="1D4ED8"/>
@@ -33674,7 +33674,7 @@
               </w:rPr>
               <w:t xml:space="preserve">, 9(2). </w:t>
             </w:r>
-            <w:hyperlink w:history="1" r:id="rIdu-r47wq1r8oqtyqimuhjn">
+            <w:hyperlink w:history="1" r:id="rIdqhedbly0yvaveg3mk-j77">
               <w:r>
                 <w:rPr>
                   <w:color w:val="1D4ED8"/>
@@ -33770,7 +33770,7 @@
               </w:rPr>
               <w:t xml:space="preserve">, 90(1), 47–80. </w:t>
             </w:r>
-            <w:hyperlink w:history="1" r:id="rId43d5tim5ipzmf_f2qj--j">
+            <w:hyperlink w:history="1" r:id="rId4n1o9s_l1birhcuojwavm">
               <w:r>
                 <w:rPr>
                   <w:color w:val="1D4ED8"/>
@@ -33867,7 +33867,7 @@
               </w:rPr>
               <w:t xml:space="preserve">, 23(32), 1–30. </w:t>
             </w:r>
-            <w:hyperlink w:history="1" r:id="rId153jwn7zihws4y-pkju44">
+            <w:hyperlink w:history="1" r:id="rId8y5jrbooxh3iw4xuyrceg">
               <w:r>
                 <w:rPr>
                   <w:color w:val="1D4ED8"/>
@@ -37677,7 +37677,7 @@
         </w:rPr>
         <w:t xml:space="preserve"> </w:t>
       </w:r>
-      <w:hyperlink w:history="1" r:id="rIdi1g9rdfmwltbvxb8bumg5">
+      <w:hyperlink w:history="1" r:id="rIdgacmisfuvqr10u4shfcdp">
         <w:r>
           <w:rPr>
             <w:color w:val="1D4ED8"/>
@@ -37738,7 +37738,7 @@
         </w:rPr>
         <w:t xml:space="preserve"> </w:t>
       </w:r>
-      <w:hyperlink w:history="1" r:id="rIdexmivwu5uocwv-wohgxku">
+      <w:hyperlink w:history="1" r:id="rIdfuetfkbvzwrhfaqqnmwwy">
         <w:r>
           <w:rPr>
             <w:color w:val="1D4ED8"/>
@@ -37799,7 +37799,7 @@
         </w:rPr>
         <w:t xml:space="preserve"> </w:t>
       </w:r>
-      <w:hyperlink w:history="1" r:id="rIdqkdemedl5ztgcetxdadrb">
+      <w:hyperlink w:history="1" r:id="rIdsrt9jjfxacoo1ejlagegs">
         <w:r>
           <w:rPr>
             <w:color w:val="1D4ED8"/>
@@ -37860,7 +37860,7 @@
         </w:rPr>
         <w:t xml:space="preserve"> </w:t>
       </w:r>
-      <w:hyperlink w:history="1" r:id="rIdxct_ixtlxgzj6lxtdpnep">
+      <w:hyperlink w:history="1" r:id="rIdx0wkofpqsviqjs-v9fubs">
         <w:r>
           <w:rPr>
             <w:color w:val="1D4ED8"/>
@@ -37921,7 +37921,7 @@
         </w:rPr>
         <w:t xml:space="preserve"> </w:t>
       </w:r>
-      <w:hyperlink w:history="1" r:id="rIdd_fw35owsimtspfijdrdu">
+      <w:hyperlink w:history="1" r:id="rIdzqhpl7muw_kuukps6hyck">
         <w:r>
           <w:rPr>
             <w:color w:val="1D4ED8"/>
@@ -37982,7 +37982,7 @@
         </w:rPr>
         <w:t xml:space="preserve"> </w:t>
       </w:r>
-      <w:hyperlink w:history="1" r:id="rIdfih27dxvibri8i4okaquy">
+      <w:hyperlink w:history="1" r:id="rId8x9iwuj9scguiccrudnqw">
         <w:r>
           <w:rPr>
             <w:color w:val="1D4ED8"/>
@@ -38043,7 +38043,7 @@
         </w:rPr>
         <w:t xml:space="preserve"> </w:t>
       </w:r>
-      <w:hyperlink w:history="1" r:id="rId7sonyazf7upf_yiedajz2">
+      <w:hyperlink w:history="1" r:id="rIdu2vyw0rqnbkgkctdbwitj">
         <w:r>
           <w:rPr>
             <w:color w:val="1D4ED8"/>
@@ -38104,7 +38104,7 @@
         </w:rPr>
         <w:t xml:space="preserve"> </w:t>
       </w:r>
-      <w:hyperlink w:history="1" r:id="rIdxq-en2e5vsciocyhdnn_1">
+      <w:hyperlink w:history="1" r:id="rIdbmnpjfdsdpbw0dvvqpaaa">
         <w:r>
           <w:rPr>
             <w:color w:val="1D4ED8"/>
@@ -38165,7 +38165,7 @@
         </w:rPr>
         <w:t xml:space="preserve"> </w:t>
       </w:r>
-      <w:hyperlink w:history="1" r:id="rIdref0_9t5b1u1trjseippf">
+      <w:hyperlink w:history="1" r:id="rIda15xrg-c4z8usmgksodtj">
         <w:r>
           <w:rPr>
             <w:color w:val="1D4ED8"/>
@@ -38226,7 +38226,7 @@
         </w:rPr>
         <w:t xml:space="preserve"> </w:t>
       </w:r>
-      <w:hyperlink w:history="1" r:id="rIdvky1fwej74vzjbfidlc-c">
+      <w:hyperlink w:history="1" r:id="rIdf3vs7xb4_crfzimlzslhj">
         <w:r>
           <w:rPr>
             <w:color w:val="1D4ED8"/>
@@ -38287,7 +38287,7 @@
         </w:rPr>
         <w:t xml:space="preserve"> </w:t>
       </w:r>
-      <w:hyperlink w:history="1" r:id="rIdrmtlqzegvw40u7-lhdc8t">
+      <w:hyperlink w:history="1" r:id="rId-uzkqsra_9y_1yyvte1co">
         <w:r>
           <w:rPr>
             <w:color w:val="1D4ED8"/>
@@ -38348,7 +38348,7 @@
         </w:rPr>
         <w:t xml:space="preserve"> </w:t>
       </w:r>
-      <w:hyperlink w:history="1" r:id="rIdhdjlrv8iajbiquee5yr-a">
+      <w:hyperlink w:history="1" r:id="rIdvbemql82rnqycohdvqbs2">
         <w:r>
           <w:rPr>
             <w:color w:val="1D4ED8"/>
@@ -38409,7 +38409,7 @@
         </w:rPr>
         <w:t xml:space="preserve"> </w:t>
       </w:r>
-      <w:hyperlink w:history="1" r:id="rIdhn0k4vk49pouzf5cmogx-">
+      <w:hyperlink w:history="1" r:id="rIdzhyjjwoew5deze6bcg5sv">
         <w:r>
           <w:rPr>
             <w:color w:val="1D4ED8"/>
@@ -38470,7 +38470,7 @@
         </w:rPr>
         <w:t xml:space="preserve"> </w:t>
       </w:r>
-      <w:hyperlink w:history="1" r:id="rId76be1-agvgsxky0v4_43m">
+      <w:hyperlink w:history="1" r:id="rIdfazg8kwcrwc0dla_cpnsb">
         <w:r>
           <w:rPr>
             <w:color w:val="1D4ED8"/>
@@ -38542,7 +38542,7 @@
         </w:rPr>
         <w:t xml:space="preserve"> </w:t>
       </w:r>
-      <w:hyperlink w:history="1" r:id="rId2vm1eh49aspz8xolohcvk">
+      <w:hyperlink w:history="1" r:id="rId7jcbgimj9mvt1goeiqguj">
         <w:r>
           <w:rPr>
             <w:color w:val="1D4ED8"/>
@@ -38603,7 +38603,7 @@
         </w:rPr>
         <w:t xml:space="preserve"> </w:t>
       </w:r>
-      <w:hyperlink w:history="1" r:id="rIdm-bly12pd62hjacouuks9">
+      <w:hyperlink w:history="1" r:id="rId51yfv4zmk3a2cyl-kfzdo">
         <w:r>
           <w:rPr>
             <w:color w:val="1D4ED8"/>
@@ -38664,7 +38664,7 @@
         </w:rPr>
         <w:t xml:space="preserve"> </w:t>
       </w:r>
-      <w:hyperlink w:history="1" r:id="rIdre2ck5pc_-nrmljqx8_qi">
+      <w:hyperlink w:history="1" r:id="rIdythwjwsja5ibxplvn4zoe">
         <w:r>
           <w:rPr>
             <w:color w:val="1D4ED8"/>
@@ -38725,7 +38725,7 @@
         </w:rPr>
         <w:t xml:space="preserve"> </w:t>
       </w:r>
-      <w:hyperlink w:history="1" r:id="rIdlnq8knhh5b8ww2f4lcewj">
+      <w:hyperlink w:history="1" r:id="rIdydmmzaygx5pwi1xcpkzc7">
         <w:r>
           <w:rPr>
             <w:color w:val="1D4ED8"/>
@@ -38786,7 +38786,7 @@
         </w:rPr>
         <w:t xml:space="preserve"> </w:t>
       </w:r>
-      <w:hyperlink w:history="1" r:id="rIdvbxds5p0cmuwzsvja1y-l">
+      <w:hyperlink w:history="1" r:id="rId7moyfxc47yfgepy9wdxgc">
         <w:r>
           <w:rPr>
             <w:color w:val="1D4ED8"/>
@@ -38847,7 +38847,7 @@
         </w:rPr>
         <w:t xml:space="preserve"> </w:t>
       </w:r>
-      <w:hyperlink w:history="1" r:id="rIdu5qi-7vodzzv_azrojycx">
+      <w:hyperlink w:history="1" r:id="rIdg_ndn_mpfbb-3p0hfejrv">
         <w:r>
           <w:rPr>
             <w:color w:val="1D4ED8"/>
@@ -38908,7 +38908,7 @@
         </w:rPr>
         <w:t xml:space="preserve"> </w:t>
       </w:r>
-      <w:hyperlink w:history="1" r:id="rIdy8ya93zvp1yhrhl3eihs_">
+      <w:hyperlink w:history="1" r:id="rIdek6c0nljezyra3wouiwdv">
         <w:r>
           <w:rPr>
             <w:color w:val="1D4ED8"/>
@@ -38969,7 +38969,7 @@
         </w:rPr>
         <w:t xml:space="preserve"> </w:t>
       </w:r>
-      <w:hyperlink w:history="1" r:id="rIdwzcyne_kqmz9y4di-bw7i">
+      <w:hyperlink w:history="1" r:id="rIdtdzdkng9jvkjrdevqps38">
         <w:r>
           <w:rPr>
             <w:color w:val="1D4ED8"/>
@@ -39030,7 +39030,7 @@
         </w:rPr>
         <w:t xml:space="preserve"> </w:t>
       </w:r>
-      <w:hyperlink w:history="1" r:id="rIdvt2uellj8cmuoz1o2st3h">
+      <w:hyperlink w:history="1" r:id="rIdidhzt9rdzqkobsodi5kos">
         <w:r>
           <w:rPr>
             <w:color w:val="1D4ED8"/>
@@ -39091,7 +39091,7 @@
         </w:rPr>
         <w:t xml:space="preserve"> </w:t>
       </w:r>
-      <w:hyperlink w:history="1" r:id="rIdbbqkhtufweovqk2og-vdf">
+      <w:hyperlink w:history="1" r:id="rIdfkls18bszvrnjuw6jiejd">
         <w:r>
           <w:rPr>
             <w:color w:val="1D4ED8"/>
@@ -39152,7 +39152,7 @@
         </w:rPr>
         <w:t xml:space="preserve"> </w:t>
       </w:r>
-      <w:hyperlink w:history="1" r:id="rId-zxbfv13glpt_tnljewnb">
+      <w:hyperlink w:history="1" r:id="rIdddqiepcf4-9h8xsej9zep">
         <w:r>
           <w:rPr>
             <w:color w:val="1D4ED8"/>
@@ -39213,7 +39213,7 @@
         </w:rPr>
         <w:t xml:space="preserve"> </w:t>
       </w:r>
-      <w:hyperlink w:history="1" r:id="rId-apywy7ojbzejuy0ep9uf">
+      <w:hyperlink w:history="1" r:id="rIdue76matfoqcxihsxkubaj">
         <w:r>
           <w:rPr>
             <w:color w:val="1D4ED8"/>
@@ -39274,7 +39274,7 @@
         </w:rPr>
         <w:t xml:space="preserve"> </w:t>
       </w:r>
-      <w:hyperlink w:history="1" r:id="rIdbxw73t2xsw07tkxmqlf4x">
+      <w:hyperlink w:history="1" r:id="rIdug9n4sj5slaqbypke7yed">
         <w:r>
           <w:rPr>
             <w:color w:val="1D4ED8"/>
@@ -39351,7 +39351,7 @@
         </w:rPr>
         <w:t xml:space="preserve"> </w:t>
       </w:r>
-      <w:hyperlink w:history="1" r:id="rIdo3kkirxq7st9pol4vn8cf">
+      <w:hyperlink w:history="1" r:id="rId70r24ggpviu2vjxjcwvju">
         <w:r>
           <w:rPr>
             <w:color w:val="1D4ED8"/>
@@ -39412,7 +39412,7 @@
         </w:rPr>
         <w:t xml:space="preserve"> </w:t>
       </w:r>
-      <w:hyperlink w:history="1" r:id="rIdhkdqre2ipndfw9rrphaii">
+      <w:hyperlink w:history="1" r:id="rIdvimchzubduj3rw8sn2sv_">
         <w:r>
           <w:rPr>
             <w:color w:val="1D4ED8"/>
@@ -39473,7 +39473,7 @@
         </w:rPr>
         <w:t xml:space="preserve"> </w:t>
       </w:r>
-      <w:hyperlink w:history="1" r:id="rIdk3z8tsj1josvrkgqz6ho0">
+      <w:hyperlink w:history="1" r:id="rIdwvdloiol2e2y4mh2g2jie">
         <w:r>
           <w:rPr>
             <w:color w:val="1D4ED8"/>
@@ -39534,7 +39534,7 @@
         </w:rPr>
         <w:t xml:space="preserve"> </w:t>
       </w:r>
-      <w:hyperlink w:history="1" r:id="rIdjcw7s_bfeop7-b5xe8sil">
+      <w:hyperlink w:history="1" r:id="rId-qjz4it2pyljqx0vaxay1">
         <w:r>
           <w:rPr>
             <w:color w:val="1D4ED8"/>
@@ -39595,7 +39595,7 @@
         </w:rPr>
         <w:t xml:space="preserve"> </w:t>
       </w:r>
-      <w:hyperlink w:history="1" r:id="rIdynrqt4w0gjhnlgogrnzjc">
+      <w:hyperlink w:history="1" r:id="rIdd0tliedx6ej4ltfcqhynk">
         <w:r>
           <w:rPr>
             <w:color w:val="1D4ED8"/>
@@ -39656,7 +39656,7 @@
         </w:rPr>
         <w:t xml:space="preserve"> </w:t>
       </w:r>
-      <w:hyperlink w:history="1" r:id="rIdvonspheeucmlt4bag2b8x">
+      <w:hyperlink w:history="1" r:id="rIdzmdh_v_k0aic7bdjkd_nc">
         <w:r>
           <w:rPr>
             <w:color w:val="1D4ED8"/>
@@ -39717,7 +39717,7 @@
         </w:rPr>
         <w:t xml:space="preserve"> </w:t>
       </w:r>
-      <w:hyperlink w:history="1" r:id="rIdshfzlssxouvtp2xhcukie">
+      <w:hyperlink w:history="1" r:id="rIdlchlz4af01o-xset6_7v1">
         <w:r>
           <w:rPr>
             <w:color w:val="1D4ED8"/>
